--- a/cv/index.docx
+++ b/cv/index.docx
@@ -1016,7 +1016,7 @@
         </w:numPr>
       </w:pPr>
       <w:r>
-        <w:t xml:space="preserve">2025 – I attended the Shiny in Production conference run by Jumping Rivers Ltd.</w:t>
+        <w:t xml:space="preserve">2026 – I obtained my certificate in Microsoft Azure Data Fundamentals (DP-900).</w:t>
       </w:r>
     </w:p>
     <w:p>
@@ -1028,7 +1028,7 @@
         </w:numPr>
       </w:pPr>
       <w:r>
-        <w:t xml:space="preserve">2022 – I completed the Exploring Genetic Variation EMBI-EBL virtual course.</w:t>
+        <w:t xml:space="preserve">2025 – I attended the Shiny in Production conference run by Jumping Rivers Ltd.</w:t>
       </w:r>
     </w:p>
     <w:p>
@@ -1040,13 +1040,25 @@
         </w:numPr>
       </w:pPr>
       <w:r>
+        <w:t xml:space="preserve">2022 – I completed the Exploring Genetic Variation EMBI-EBL virtual course.</w:t>
+      </w:r>
+    </w:p>
+    <w:p>
+      <w:pPr>
+        <w:pStyle w:val="Compact"/>
+        <w:numPr>
+          <w:ilvl w:val="0"/>
+          <w:numId w:val="1014"/>
+        </w:numPr>
+      </w:pPr>
+      <w:r>
         <w:t xml:space="preserve">2021 – I presented a COVID-19 R Shiny application at the Edinburgh Data</w:t>
       </w:r>
       <w:r>
         <w:t xml:space="preserve"> </w:t>
       </w:r>
       <w:r>
-        <w:t xml:space="preserve">Visualisation Meetup</w:t>
+        <w:t xml:space="preserve">Visualisation Meetup.</w:t>
       </w:r>
     </w:p>
     <w:bookmarkEnd w:id="33"/>
